--- a/Resident-End/Certificates/DocumentIssuance/Certificate of Indigency.docx
+++ b/Resident-End/Certificates/DocumentIssuance/Certificate of Indigency.docx
@@ -854,6 +854,86 @@
       <w:pgMar w:bottom="630" w:top="1440" w:left="1440" w:right="1440" w:header="720" w:footer="720"/>
       <w:pgNumType w:start="1"/>
     </w:sectPr>
+    <w:p>
+      <w:r>
+        <w:t>TEMPLATE TOKENS (for testing)</w:t>
+      </w:r>
+    </w:p>
+    <w:p>
+      <w:r>
+        <w:t>${REQUEST_ID}</w:t>
+      </w:r>
+    </w:p>
+    <w:p>
+      <w:r>
+        <w:t>${FULL_NAME}</w:t>
+      </w:r>
+    </w:p>
+    <w:p>
+      <w:r>
+        <w:t>${ADDRESS}</w:t>
+      </w:r>
+    </w:p>
+    <w:p>
+      <w:r>
+        <w:t>${PURPOSE}</w:t>
+      </w:r>
+    </w:p>
+    <w:p>
+      <w:r>
+        <w:t>${REQUEST_OFFICER}</w:t>
+      </w:r>
+    </w:p>
+    <w:p>
+      <w:r>
+        <w:t>${ISSUED_AT}</w:t>
+      </w:r>
+    </w:p>
+    <w:p>
+      <w:r>
+        <w:t>${ISSUED_DATE_WORD}</w:t>
+      </w:r>
+    </w:p>
+    <w:p>
+      <w:r>
+        <w:t>${CERTIFICATE_NUMBER}</w:t>
+      </w:r>
+    </w:p>
+    <w:p>
+      <w:r>
+        <w:t>${OR_NUMBER}</w:t>
+      </w:r>
+    </w:p>
+    <w:p>
+      <w:r>
+        <w:t>${VERIFICATION_CODE}</w:t>
+      </w:r>
+    </w:p>
+    <w:p>
+      <w:r>
+        <w:t>${VERIFY_URL}</w:t>
+      </w:r>
+    </w:p>
+    <w:p>
+      <w:r>
+        <w:t>${QR_PUBLIC_PATH}</w:t>
+      </w:r>
+    </w:p>
+    <w:p>
+      <w:r>
+        <w:t>${YEARS_OF_RESIDENCY}</w:t>
+      </w:r>
+    </w:p>
+    <w:p>
+      <w:r>
+        <w:t>${MONTHS_OF_RESIDENCY}</w:t>
+      </w:r>
+    </w:p>
+    <w:p>
+      <w:r>
+        <w:t>${QR_IMAGE}</w:t>
+      </w:r>
+    </w:p>
   </w:body>
 </w:document>
 </file>
